--- a/rapports/2026-06-06/EQ11/EQ11_sup_v2/DR_083101000116/20-08-61-51.docx
+++ b/rapports/2026-06-06/EQ11/EQ11_sup_v2/DR_083101000116/20-08-61-51.docx
@@ -297,7 +297,7 @@
           <w:color w:val="1F6FEB"/>
           <w:sz w:val="22"/>
         </w:rPr>
-        <w:t>⚠ INCOHÉRENCES À CORRIGER (93)</w:t>
+        <w:t>⚠ INCOHÉRENCES À CORRIGER (86)</w:t>
       </w:r>
     </w:p>
     <w:tbl>
@@ -724,7 +724,7 @@
                 <w:color w:val="16A34A"/>
                 <w:sz w:val="16"/>
               </w:rPr>
-              <w:t>—</w:t>
+              <w:t>s01q32, s01q36, s01q38, s04q37_modif, s02q33, s02q34, s01q00b</w:t>
             </w:r>
           </w:p>
         </w:tc>
@@ -755,7 +755,7 @@
                 <w:i w:val="0"/>
                 <w:sz w:val="17"/>
               </w:rPr>
-              <w:t>Incohérence!!! seulement les écoles privées paient les frais de scolarité (y compris les frais d'inscription).</w:t>
+              <w:t>Peu probable!!! Vu l'âge (14 ans) de KHAR DIAGNE ou l'année à laquelle KHAR DIAGNE a fréquenté l'école pour la dernière fois (.) le dernier diplome de KHAR DIAGNE ne peut être le Certificat d'études primaires (CEP), prière de corriger cette incohérence ou confirmer avec le QG.</w:t>
             </w:r>
           </w:p>
         </w:tc>
@@ -845,7 +845,7 @@
                 <w:i w:val="0"/>
                 <w:sz w:val="17"/>
               </w:rPr>
-              <w:t>Peu probable!!! Vu l'âge (14 ans) de KHAR DIAGNE ou l'année à laquelle KHAR DIAGNE a fréquenté l'école pour la dernière fois (.) le dernier diplome de KHAR DIAGNE ne peut être le Certificat d'études primaires (CEP), prière de corriger cette incohérence ou confirmer avec le QG.</w:t>
+              <w:t>Peu probable!!! Vu l'âge (17 ans) de GORA DIAGNE ou l'année à laquelle GORA DIAGNE a fréquenté l'école pour la dernière fois (.) le dernier diplome de GORA DIAGNE ne peut être le Certificat d'études primaires (CEP), prière de corriger cette incohérence ou confirmer avec le QG.</w:t>
             </w:r>
           </w:p>
         </w:tc>
@@ -878,7 +878,7 @@
                 <w:i w:val="0"/>
                 <w:sz w:val="16"/>
               </w:rPr>
-              <w:t>S02</w:t>
+              <w:t>S16</w:t>
               <w:br/>
             </w:r>
             <w:r>
@@ -888,7 +888,7 @@
                 <w:color w:val="64748B"/>
                 <w:sz w:val="14"/>
               </w:rPr>
-              <w:t>Éducation</w:t>
+              <w:t>Agriculture</w:t>
             </w:r>
           </w:p>
         </w:tc>
@@ -904,7 +904,7 @@
                 <w:color w:val="16A34A"/>
                 <w:sz w:val="16"/>
               </w:rPr>
-              <w:t>s01q32, s01q36, s01q38, s04q37_modif, s02q33, s02q34, s01q00b</w:t>
+              <w:t>s16dq05a, s16dq05c</w:t>
             </w:r>
           </w:p>
         </w:tc>
@@ -935,7 +935,7 @@
                 <w:i w:val="0"/>
                 <w:sz w:val="17"/>
               </w:rPr>
-              <w:t>Peu probable!!! Vu l'âge (17 ans) de GORA DIAGNE ou l'année à laquelle GORA DIAGNE a fréquenté l'école pour la dernière fois (.) le dernier diplome de GORA DIAGNE ne peut être le Certificat d'études primaires (CEP), prière de corriger cette incohérence ou confirmer avec le QG.</w:t>
+              <w:t>La quantité de s16dq05a estimée en Kg est incohérente avec la prise dans la question s16dq05c, prière de bien estimer et mettre la valeur exacte.</w:t>
             </w:r>
           </w:p>
         </w:tc>
@@ -950,10 +950,10 @@
               <w:rPr>
                 <w:b/>
                 <w:i w:val="0"/>
-                <w:color w:val="DC2626"/>
-                <w:sz w:val="16"/>
-              </w:rPr>
-              <w:t>Haute</w:t>
+                <w:color w:val="EA580C"/>
+                <w:sz w:val="16"/>
+              </w:rPr>
+              <w:t>Moyenne</w:t>
             </w:r>
           </w:p>
         </w:tc>
@@ -968,7 +968,7 @@
                 <w:i w:val="0"/>
                 <w:sz w:val="16"/>
               </w:rPr>
-              <w:t>S16</w:t>
+              <w:t>S00</w:t>
               <w:br/>
             </w:r>
             <w:r>
@@ -978,7 +978,7 @@
                 <w:color w:val="64748B"/>
                 <w:sz w:val="14"/>
               </w:rPr>
-              <w:t>Agriculture</w:t>
+              <w:t>Identification</w:t>
             </w:r>
           </w:p>
         </w:tc>
@@ -994,7 +994,7 @@
                 <w:color w:val="16A34A"/>
                 <w:sz w:val="16"/>
               </w:rPr>
-              <w:t>s16dq05a, s16dq05c</w:t>
+              <w:t>s00q27</w:t>
             </w:r>
           </w:p>
         </w:tc>
@@ -1025,7 +1025,7 @@
                 <w:i w:val="0"/>
                 <w:sz w:val="17"/>
               </w:rPr>
-              <w:t>La quantité de s16dq05a estimée en Kg est incohérente avec la prise dans la question s16dq05c, prière de bien estimer et mettre la valeur exacte.</w:t>
+              <w:t>Le questionnaire semble ne pas être complètement fini mais le questionnaire est en statut complet, prière de compléter le questionnaire.</w:t>
             </w:r>
           </w:p>
         </w:tc>
@@ -1084,7 +1084,7 @@
                 <w:color w:val="16A34A"/>
                 <w:sz w:val="16"/>
               </w:rPr>
-              <w:t>s00q27</w:t>
+              <w:t>—</w:t>
             </w:r>
           </w:p>
         </w:tc>
@@ -1115,7 +1115,7 @@
                 <w:i w:val="0"/>
                 <w:sz w:val="17"/>
               </w:rPr>
-              <w:t>Le questionnaire semble ne pas être complètement fini mais le questionnaire est en statut complet, prière de compléter le questionnaire.</w:t>
+              <w:t>Il est obligatoire de prendre les coordonnées Gps avant d'administrer le questionnaire.</w:t>
             </w:r>
           </w:p>
         </w:tc>
@@ -1205,7 +1205,7 @@
                 <w:i w:val="0"/>
                 <w:sz w:val="17"/>
               </w:rPr>
-              <w:t>Il est obligatoire de prendre les coordonnées Gps avant d'administrer le questionnaire.</w:t>
+              <w:t>Prière de prendre les coordonnées GPS.</w:t>
             </w:r>
           </w:p>
         </w:tc>
@@ -1295,7 +1295,7 @@
                 <w:i w:val="0"/>
                 <w:sz w:val="17"/>
               </w:rPr>
-              <w:t>Prière de prendre les coordonnées GPS.</w:t>
+              <w:t>L'adresse ou la localisation du ménage doit être bien renseignée, ne doit pas contenir des numéros de téléphone et elle semble courte pour être une adresse.</w:t>
             </w:r>
           </w:p>
         </w:tc>
@@ -1354,7 +1354,7 @@
                 <w:color w:val="16A34A"/>
                 <w:sz w:val="16"/>
               </w:rPr>
-              <w:t>—</w:t>
+              <w:t>s00q12a, s00q12b</w:t>
             </w:r>
           </w:p>
         </w:tc>
@@ -1385,7 +1385,7 @@
                 <w:i w:val="0"/>
                 <w:sz w:val="17"/>
               </w:rPr>
-              <w:t>L'adresse ou la localisation du ménage doit être bien renseignée, ne doit pas contenir des numéros de téléphone et elle semble courte pour être une adresse.</w:t>
+              <w:t>Prière de renseigner la bonne adresse.Attention! Veillez bien renseigner le deuxième numero du chef de ménage(0.12b).</w:t>
             </w:r>
           </w:p>
         </w:tc>
@@ -1444,7 +1444,7 @@
                 <w:color w:val="16A34A"/>
                 <w:sz w:val="16"/>
               </w:rPr>
-              <w:t>s00q12a, s00q12b</w:t>
+              <w:t>—</w:t>
             </w:r>
           </w:p>
         </w:tc>
@@ -1475,7 +1475,7 @@
                 <w:i w:val="0"/>
                 <w:sz w:val="17"/>
               </w:rPr>
-              <w:t>Prière de renseigner la bonne adresse.Attention! Veillez bien renseigner le deuxième numero du chef de ménage(0.12b).</w:t>
+              <w:t>Prière de mettre les noms dans ces questions et mettre les contacts à leurs places.</w:t>
             </w:r>
           </w:p>
         </w:tc>
@@ -1534,7 +1534,7 @@
                 <w:color w:val="16A34A"/>
                 <w:sz w:val="16"/>
               </w:rPr>
-              <w:t>—</w:t>
+              <w:t>s00q14, s00q16, s00q18</w:t>
             </w:r>
           </w:p>
         </w:tc>
@@ -1565,7 +1565,7 @@
                 <w:i w:val="0"/>
                 <w:sz w:val="17"/>
               </w:rPr>
-              <w:t>Prière de mettre les noms dans ces questions et mettre les contacts à leurs places.</w:t>
+              <w:t>Attention! Veillez bien renseigner les contacts dans les questions de 0.14 ou 0.16 ou 0.18.</w:t>
             </w:r>
           </w:p>
         </w:tc>
@@ -1598,7 +1598,7 @@
                 <w:i w:val="0"/>
                 <w:sz w:val="16"/>
               </w:rPr>
-              <w:t>S00</w:t>
+              <w:t>S01</w:t>
               <w:br/>
             </w:r>
             <w:r>
@@ -1608,7 +1608,7 @@
                 <w:color w:val="64748B"/>
                 <w:sz w:val="14"/>
               </w:rPr>
-              <w:t>Identification</w:t>
+              <w:t>Démographie</w:t>
             </w:r>
           </w:p>
         </w:tc>
@@ -1624,7 +1624,7 @@
                 <w:color w:val="16A34A"/>
                 <w:sz w:val="16"/>
               </w:rPr>
-              <w:t>s00q14, s00q16, s00q18</w:t>
+              <w:t>s1q05</w:t>
             </w:r>
           </w:p>
         </w:tc>
@@ -1655,7 +1655,7 @@
                 <w:i w:val="0"/>
                 <w:sz w:val="17"/>
               </w:rPr>
-              <w:t>Attention! Veillez bien renseigner les contacts dans les questions de 0.14 ou 0.16 ou 0.18.</w:t>
+              <w:t>Attention! Il ne devrait pas avoir NC parmis les modalité de la variable s1q05.</w:t>
             </w:r>
           </w:p>
         </w:tc>
@@ -1714,7 +1714,7 @@
                 <w:color w:val="16A34A"/>
                 <w:sz w:val="16"/>
               </w:rPr>
-              <w:t>s01q16, s01q00b, s01q16_autre</w:t>
+              <w:t>—</w:t>
             </w:r>
           </w:p>
         </w:tc>
@@ -1745,7 +1745,7 @@
                 <w:i w:val="0"/>
                 <w:sz w:val="17"/>
               </w:rPr>
-              <w:t>L'ethni de AMADOU DIAGNE est NARR, prière de bien classer cet ethni qui existe soit dans la liste des ethni ou n'éxiste pas comme ethni.</w:t>
+              <w:t>Soit AWA NDIAYE dispose d'un acte de naissance soit n'en dispose pas.</w:t>
             </w:r>
           </w:p>
         </w:tc>
@@ -1835,7 +1835,7 @@
                 <w:i w:val="0"/>
                 <w:sz w:val="17"/>
               </w:rPr>
-              <w:t>L'ethni de GORA DIAGNE est NARR, prière de bien classer cet ethni qui existe soit dans la liste des ethni ou n'éxiste pas comme ethni.</w:t>
+              <w:t>L'ethni de ABOU DIAGNE est NARR, prière de bien classer cet ethni qui existe soit dans la liste des ethni ou n'éxiste pas comme ethni.</w:t>
             </w:r>
           </w:p>
         </w:tc>
@@ -1894,7 +1894,7 @@
                 <w:color w:val="16A34A"/>
                 <w:sz w:val="16"/>
               </w:rPr>
-              <w:t>—</w:t>
+              <w:t>s01q16, s01q00b, s01q16_autre</w:t>
             </w:r>
           </w:p>
         </w:tc>
@@ -1925,7 +1925,7 @@
                 <w:i w:val="0"/>
                 <w:sz w:val="17"/>
               </w:rPr>
-              <w:t>Prière de verifier l'information donnée par GORA DIAGNE ou corriger au niveau de la section 1.</w:t>
+              <w:t>L'ethni de AMADOU DIAGNE est NARR, prière de bien classer cet ethni qui existe soit dans la liste des ethni ou n'éxiste pas comme ethni.</w:t>
             </w:r>
           </w:p>
         </w:tc>
@@ -2015,7 +2015,7 @@
                 <w:i w:val="0"/>
                 <w:sz w:val="17"/>
               </w:rPr>
-              <w:t>L'ethni de KHAR DIAGNE est NARR, prière de bien classer cet ethni qui existe soit dans la liste des ethni ou n'éxiste pas comme ethni.</w:t>
+              <w:t>L'ethni de GORA DIAGNE est NARR, prière de bien classer cet ethni qui existe soit dans la liste des ethni ou n'éxiste pas comme ethni.</w:t>
             </w:r>
           </w:p>
         </w:tc>
@@ -2074,7 +2074,7 @@
                 <w:color w:val="16A34A"/>
                 <w:sz w:val="16"/>
               </w:rPr>
-              <w:t>s01q16, s01q00b, s01q16_autre</w:t>
+              <w:t>—</w:t>
             </w:r>
           </w:p>
         </w:tc>
@@ -2105,7 +2105,7 @@
                 <w:i w:val="0"/>
                 <w:sz w:val="17"/>
               </w:rPr>
-              <w:t>L'ethni de MAYACINE DIAGNE est NARR, prière de bien classer cet ethni qui existe soit dans la liste des ethni ou n'éxiste pas comme ethni.</w:t>
+              <w:t>Prière de verifier l'information donnée par GORA DIAGNE ou corriger au niveau de la section 1.</w:t>
             </w:r>
           </w:p>
         </w:tc>
@@ -2164,7 +2164,7 @@
                 <w:color w:val="16A34A"/>
                 <w:sz w:val="16"/>
               </w:rPr>
-              <w:t>s00q27, s01q03a, s01q03b, s01q03c, s01q00b</w:t>
+              <w:t>s01q16, s01q00b, s01q16_autre</w:t>
             </w:r>
           </w:p>
         </w:tc>
@@ -2195,7 +2195,7 @@
                 <w:i w:val="0"/>
                 <w:sz w:val="17"/>
               </w:rPr>
-              <w:t>Les informations sur l'acte de naissance (ni Jours, ni mois et ni années) de  ABOU DIAGNE  manquent, s'il vous plait pouvez-vous fournir d'effort pour avoir ces informations.</w:t>
+              <w:t>L'ethni de KHAR DIAGNE est NARR, prière de bien classer cet ethni qui existe soit dans la liste des ethni ou n'éxiste pas comme ethni.</w:t>
             </w:r>
           </w:p>
         </w:tc>
@@ -2285,7 +2285,7 @@
                 <w:i w:val="0"/>
                 <w:sz w:val="17"/>
               </w:rPr>
-              <w:t>L'ethni de ABOU DIAGNE est NARR, prière de bien classer cet ethni qui existe soit dans la liste des ethni ou n'éxiste pas comme ethni.</w:t>
+              <w:t>L'ethni de MAYACINE DIAGNE est NARR, prière de bien classer cet ethni qui existe soit dans la liste des ethni ou n'éxiste pas comme ethni.</w:t>
             </w:r>
           </w:p>
         </w:tc>
@@ -2344,7 +2344,7 @@
                 <w:color w:val="16A34A"/>
                 <w:sz w:val="16"/>
               </w:rPr>
-              <w:t>s00q27, s01q03a, s01q03b, s01q03c, s01q00b</w:t>
+              <w:t>s01q10_1</w:t>
             </w:r>
           </w:p>
         </w:tc>
@@ -2375,7 +2375,7 @@
                 <w:i w:val="0"/>
                 <w:sz w:val="17"/>
               </w:rPr>
-              <w:t>Les informations sur l'acte de naissance (ni Jours, ni mois et ni années) de  AWA NDIAYE  manquent, s'il vous plait pouvez-vous fournir d'effort pour avoir ces informations.</w:t>
+              <w:t>La taille du ménage lors de l'enquête principale (7) de ce ménage est inférieur à la taille du denombrement (9), prière de fournir des explications concrètes ou aller revisiter le ménage.</w:t>
             </w:r>
           </w:p>
         </w:tc>
@@ -2434,7 +2434,7 @@
                 <w:color w:val="16A34A"/>
                 <w:sz w:val="16"/>
               </w:rPr>
-              <w:t>s1q05</w:t>
+              <w:t>—</w:t>
             </w:r>
           </w:p>
         </w:tc>
@@ -2465,637 +2465,7 @@
                 <w:i w:val="0"/>
                 <w:sz w:val="17"/>
               </w:rPr>
-              <w:t>Attention! Il ne devrait pas avoir NC parmis les modalité de la variable s1q05.</w:t>
-            </w:r>
-          </w:p>
-        </w:tc>
-      </w:tr>
-      <w:tr>
-        <w:tc>
-          <w:tcPr>
-            <w:tcW w:type="dxa" w:w="964"/>
-          </w:tcPr>
-          <w:p>
-            <w:r>
-              <w:rPr>
-                <w:b/>
-                <w:i w:val="0"/>
-                <w:color w:val="EA580C"/>
-                <w:sz w:val="16"/>
-              </w:rPr>
-              <w:t>Moyenne</w:t>
-            </w:r>
-          </w:p>
-        </w:tc>
-        <w:tc>
-          <w:tcPr>
-            <w:tcW w:type="dxa" w:w="1247"/>
-          </w:tcPr>
-          <w:p>
-            <w:r>
-              <w:rPr>
-                <w:b/>
-                <w:i w:val="0"/>
-                <w:sz w:val="16"/>
-              </w:rPr>
-              <w:t>S01</w:t>
-              <w:br/>
-            </w:r>
-            <w:r>
-              <w:rPr>
-                <w:b w:val="0"/>
-                <w:i w:val="0"/>
-                <w:color w:val="64748B"/>
-                <w:sz w:val="14"/>
-              </w:rPr>
-              <w:t>Démographie</w:t>
-            </w:r>
-          </w:p>
-        </w:tc>
-        <w:tc>
-          <w:tcPr>
-            <w:tcW w:type="dxa" w:w="1531"/>
-          </w:tcPr>
-          <w:p>
-            <w:r>
-              <w:rPr>
-                <w:b/>
-                <w:i w:val="0"/>
-                <w:color w:val="16A34A"/>
-                <w:sz w:val="16"/>
-              </w:rPr>
-              <w:t>—</w:t>
-            </w:r>
-          </w:p>
-        </w:tc>
-        <w:tc>
-          <w:tcPr>
-            <w:tcW w:type="dxa" w:w="1191"/>
-          </w:tcPr>
-          <w:p>
-            <w:r>
-              <w:rPr>
-                <w:b w:val="0"/>
-                <w:i w:val="0"/>
-                <w:color w:val="64748B"/>
-                <w:sz w:val="16"/>
-              </w:rPr>
-              <w:t>GT-CQ</w:t>
-            </w:r>
-          </w:p>
-        </w:tc>
-        <w:tc>
-          <w:tcPr>
-            <w:tcW w:type="dxa" w:w="4706"/>
-          </w:tcPr>
-          <w:p>
-            <w:r>
-              <w:rPr>
-                <w:b w:val="0"/>
-                <w:i w:val="0"/>
-                <w:sz w:val="17"/>
-              </w:rPr>
-              <w:t>Soit AWA NDIAYE dispose d'un acte de naissance soit n'en dispose pas.</w:t>
-            </w:r>
-          </w:p>
-        </w:tc>
-      </w:tr>
-      <w:tr>
-        <w:tc>
-          <w:tcPr>
-            <w:tcW w:type="dxa" w:w="964"/>
-          </w:tcPr>
-          <w:p>
-            <w:r>
-              <w:rPr>
-                <w:b/>
-                <w:i w:val="0"/>
-                <w:color w:val="EA580C"/>
-                <w:sz w:val="16"/>
-              </w:rPr>
-              <w:t>Moyenne</w:t>
-            </w:r>
-          </w:p>
-        </w:tc>
-        <w:tc>
-          <w:tcPr>
-            <w:tcW w:type="dxa" w:w="1247"/>
-          </w:tcPr>
-          <w:p>
-            <w:r>
-              <w:rPr>
-                <w:b/>
-                <w:i w:val="0"/>
-                <w:sz w:val="16"/>
-              </w:rPr>
-              <w:t>S01</w:t>
-              <w:br/>
-            </w:r>
-            <w:r>
-              <w:rPr>
-                <w:b w:val="0"/>
-                <w:i w:val="0"/>
-                <w:color w:val="64748B"/>
-                <w:sz w:val="14"/>
-              </w:rPr>
-              <w:t>Démographie</w:t>
-            </w:r>
-          </w:p>
-        </w:tc>
-        <w:tc>
-          <w:tcPr>
-            <w:tcW w:type="dxa" w:w="1531"/>
-          </w:tcPr>
-          <w:p>
-            <w:r>
-              <w:rPr>
-                <w:b/>
-                <w:i w:val="0"/>
-                <w:color w:val="16A34A"/>
-                <w:sz w:val="16"/>
-              </w:rPr>
-              <w:t>s00q27, s01q03a, s01q03b, s01q03c, s01q00b</w:t>
-            </w:r>
-          </w:p>
-        </w:tc>
-        <w:tc>
-          <w:tcPr>
-            <w:tcW w:type="dxa" w:w="1191"/>
-          </w:tcPr>
-          <w:p>
-            <w:r>
-              <w:rPr>
-                <w:b w:val="0"/>
-                <w:i w:val="0"/>
-                <w:color w:val="64748B"/>
-                <w:sz w:val="16"/>
-              </w:rPr>
-              <w:t>GT-CQ</w:t>
-            </w:r>
-          </w:p>
-        </w:tc>
-        <w:tc>
-          <w:tcPr>
-            <w:tcW w:type="dxa" w:w="4706"/>
-          </w:tcPr>
-          <w:p>
-            <w:r>
-              <w:rPr>
-                <w:b w:val="0"/>
-                <w:i w:val="0"/>
-                <w:sz w:val="17"/>
-              </w:rPr>
-              <w:t>Les informations sur l'acte de naissance (ni Jours, ni mois et ni années) de  NDIANGA NDIAYE  manquent, s'il vous plait pouvez-vous fournir d'effort pour avoir ces informations.</w:t>
-            </w:r>
-          </w:p>
-        </w:tc>
-      </w:tr>
-      <w:tr>
-        <w:tc>
-          <w:tcPr>
-            <w:tcW w:type="dxa" w:w="964"/>
-          </w:tcPr>
-          <w:p>
-            <w:r>
-              <w:rPr>
-                <w:b/>
-                <w:i w:val="0"/>
-                <w:color w:val="EA580C"/>
-                <w:sz w:val="16"/>
-              </w:rPr>
-              <w:t>Moyenne</w:t>
-            </w:r>
-          </w:p>
-        </w:tc>
-        <w:tc>
-          <w:tcPr>
-            <w:tcW w:type="dxa" w:w="1247"/>
-          </w:tcPr>
-          <w:p>
-            <w:r>
-              <w:rPr>
-                <w:b/>
-                <w:i w:val="0"/>
-                <w:sz w:val="16"/>
-              </w:rPr>
-              <w:t>S01</w:t>
-              <w:br/>
-            </w:r>
-            <w:r>
-              <w:rPr>
-                <w:b w:val="0"/>
-                <w:i w:val="0"/>
-                <w:color w:val="64748B"/>
-                <w:sz w:val="14"/>
-              </w:rPr>
-              <w:t>Démographie</w:t>
-            </w:r>
-          </w:p>
-        </w:tc>
-        <w:tc>
-          <w:tcPr>
-            <w:tcW w:type="dxa" w:w="1531"/>
-          </w:tcPr>
-          <w:p>
-            <w:r>
-              <w:rPr>
-                <w:b/>
-                <w:i w:val="0"/>
-                <w:color w:val="16A34A"/>
-                <w:sz w:val="16"/>
-              </w:rPr>
-              <w:t>s01q10_1</w:t>
-            </w:r>
-          </w:p>
-        </w:tc>
-        <w:tc>
-          <w:tcPr>
-            <w:tcW w:type="dxa" w:w="1191"/>
-          </w:tcPr>
-          <w:p>
-            <w:r>
-              <w:rPr>
-                <w:b w:val="0"/>
-                <w:i w:val="0"/>
-                <w:color w:val="64748B"/>
-                <w:sz w:val="16"/>
-              </w:rPr>
-              <w:t>GT-CQ</w:t>
-            </w:r>
-          </w:p>
-        </w:tc>
-        <w:tc>
-          <w:tcPr>
-            <w:tcW w:type="dxa" w:w="4706"/>
-          </w:tcPr>
-          <w:p>
-            <w:r>
-              <w:rPr>
-                <w:b w:val="0"/>
-                <w:i w:val="0"/>
-                <w:sz w:val="17"/>
-              </w:rPr>
-              <w:t>La taille du ménage lors de l'enquête principale (7) de ce ménage est inférieur à la taille du denombrement (9), prière de fournir des explications concrètes ou aller revisiter le ménage.</w:t>
-            </w:r>
-          </w:p>
-        </w:tc>
-      </w:tr>
-      <w:tr>
-        <w:tc>
-          <w:tcPr>
-            <w:tcW w:type="dxa" w:w="964"/>
-          </w:tcPr>
-          <w:p>
-            <w:r>
-              <w:rPr>
-                <w:b/>
-                <w:i w:val="0"/>
-                <w:color w:val="EA580C"/>
-                <w:sz w:val="16"/>
-              </w:rPr>
-              <w:t>Moyenne</w:t>
-            </w:r>
-          </w:p>
-        </w:tc>
-        <w:tc>
-          <w:tcPr>
-            <w:tcW w:type="dxa" w:w="1247"/>
-          </w:tcPr>
-          <w:p>
-            <w:r>
-              <w:rPr>
-                <w:b/>
-                <w:i w:val="0"/>
-                <w:sz w:val="16"/>
-              </w:rPr>
-              <w:t>S01</w:t>
-              <w:br/>
-            </w:r>
-            <w:r>
-              <w:rPr>
-                <w:b w:val="0"/>
-                <w:i w:val="0"/>
-                <w:color w:val="64748B"/>
-                <w:sz w:val="14"/>
-              </w:rPr>
-              <w:t>Démographie</w:t>
-            </w:r>
-          </w:p>
-        </w:tc>
-        <w:tc>
-          <w:tcPr>
-            <w:tcW w:type="dxa" w:w="1531"/>
-          </w:tcPr>
-          <w:p>
-            <w:r>
-              <w:rPr>
-                <w:b/>
-                <w:i w:val="0"/>
-                <w:color w:val="16A34A"/>
-                <w:sz w:val="16"/>
-              </w:rPr>
-              <w:t>—</w:t>
-            </w:r>
-          </w:p>
-        </w:tc>
-        <w:tc>
-          <w:tcPr>
-            <w:tcW w:type="dxa" w:w="1191"/>
-          </w:tcPr>
-          <w:p>
-            <w:r>
-              <w:rPr>
-                <w:b w:val="0"/>
-                <w:i w:val="0"/>
-                <w:color w:val="64748B"/>
-                <w:sz w:val="16"/>
-              </w:rPr>
-              <w:t>GT-CQ</w:t>
-            </w:r>
-          </w:p>
-        </w:tc>
-        <w:tc>
-          <w:tcPr>
-            <w:tcW w:type="dxa" w:w="4706"/>
-          </w:tcPr>
-          <w:p>
-            <w:r>
-              <w:rPr>
-                <w:b w:val="0"/>
-                <w:i w:val="0"/>
-                <w:sz w:val="17"/>
-              </w:rPr>
               <w:t>La dépense de communication de ce ménage est nulle, c'est-à-dire aucun membre n'a dépensé de cartes prépayées, les transferts de crédit, les abonnements et les recharges internet ou de forfaits de données mobiles(hors appels vocaux) au cours de 30 derniers jours.</w:t>
-            </w:r>
-          </w:p>
-        </w:tc>
-      </w:tr>
-      <w:tr>
-        <w:tc>
-          <w:tcPr>
-            <w:tcW w:type="dxa" w:w="964"/>
-          </w:tcPr>
-          <w:p>
-            <w:r>
-              <w:rPr>
-                <w:b/>
-                <w:i w:val="0"/>
-                <w:color w:val="EA580C"/>
-                <w:sz w:val="16"/>
-              </w:rPr>
-              <w:t>Moyenne</w:t>
-            </w:r>
-          </w:p>
-        </w:tc>
-        <w:tc>
-          <w:tcPr>
-            <w:tcW w:type="dxa" w:w="1247"/>
-          </w:tcPr>
-          <w:p>
-            <w:r>
-              <w:rPr>
-                <w:b/>
-                <w:i w:val="0"/>
-                <w:sz w:val="16"/>
-              </w:rPr>
-              <w:t>S02</w:t>
-              <w:br/>
-            </w:r>
-            <w:r>
-              <w:rPr>
-                <w:b w:val="0"/>
-                <w:i w:val="0"/>
-                <w:color w:val="64748B"/>
-                <w:sz w:val="14"/>
-              </w:rPr>
-              <w:t>Éducation</w:t>
-            </w:r>
-          </w:p>
-        </w:tc>
-        <w:tc>
-          <w:tcPr>
-            <w:tcW w:type="dxa" w:w="1531"/>
-          </w:tcPr>
-          <w:p>
-            <w:r>
-              <w:rPr>
-                <w:b/>
-                <w:i w:val="0"/>
-                <w:color w:val="16A34A"/>
-                <w:sz w:val="16"/>
-              </w:rPr>
-              <w:t>—</w:t>
-            </w:r>
-          </w:p>
-        </w:tc>
-        <w:tc>
-          <w:tcPr>
-            <w:tcW w:type="dxa" w:w="1191"/>
-          </w:tcPr>
-          <w:p>
-            <w:r>
-              <w:rPr>
-                <w:b w:val="0"/>
-                <w:i w:val="0"/>
-                <w:color w:val="64748B"/>
-                <w:sz w:val="16"/>
-              </w:rPr>
-              <w:t>GT-CQ</w:t>
-            </w:r>
-          </w:p>
-        </w:tc>
-        <w:tc>
-          <w:tcPr>
-            <w:tcW w:type="dxa" w:w="4706"/>
-          </w:tcPr>
-          <w:p>
-            <w:r>
-              <w:rPr>
-                <w:b w:val="0"/>
-                <w:i w:val="0"/>
-                <w:sz w:val="17"/>
-              </w:rPr>
-              <w:t>veuillez, s'il vous plait, confirmer les frais de scolarité ( 2500 FCFA) payée de KHAR DIAGNE avec le QG ou apporter les corrections nécessaires.</w:t>
-            </w:r>
-          </w:p>
-        </w:tc>
-      </w:tr>
-      <w:tr>
-        <w:tc>
-          <w:tcPr>
-            <w:tcW w:type="dxa" w:w="964"/>
-          </w:tcPr>
-          <w:p>
-            <w:r>
-              <w:rPr>
-                <w:b/>
-                <w:i w:val="0"/>
-                <w:color w:val="EA580C"/>
-                <w:sz w:val="16"/>
-              </w:rPr>
-              <w:t>Moyenne</w:t>
-            </w:r>
-          </w:p>
-        </w:tc>
-        <w:tc>
-          <w:tcPr>
-            <w:tcW w:type="dxa" w:w="1247"/>
-          </w:tcPr>
-          <w:p>
-            <w:r>
-              <w:rPr>
-                <w:b/>
-                <w:i w:val="0"/>
-                <w:sz w:val="16"/>
-              </w:rPr>
-              <w:t>S02</w:t>
-              <w:br/>
-            </w:r>
-            <w:r>
-              <w:rPr>
-                <w:b w:val="0"/>
-                <w:i w:val="0"/>
-                <w:color w:val="64748B"/>
-                <w:sz w:val="14"/>
-              </w:rPr>
-              <w:t>Éducation</w:t>
-            </w:r>
-          </w:p>
-        </w:tc>
-        <w:tc>
-          <w:tcPr>
-            <w:tcW w:type="dxa" w:w="1531"/>
-          </w:tcPr>
-          <w:p>
-            <w:r>
-              <w:rPr>
-                <w:b/>
-                <w:i w:val="0"/>
-                <w:color w:val="16A34A"/>
-                <w:sz w:val="16"/>
-              </w:rPr>
-              <w:t>—</w:t>
-            </w:r>
-          </w:p>
-        </w:tc>
-        <w:tc>
-          <w:tcPr>
-            <w:tcW w:type="dxa" w:w="1191"/>
-          </w:tcPr>
-          <w:p>
-            <w:r>
-              <w:rPr>
-                <w:b w:val="0"/>
-                <w:i w:val="0"/>
-                <w:color w:val="64748B"/>
-                <w:sz w:val="16"/>
-              </w:rPr>
-              <w:t>GT-CQ</w:t>
-            </w:r>
-          </w:p>
-        </w:tc>
-        <w:tc>
-          <w:tcPr>
-            <w:tcW w:type="dxa" w:w="4706"/>
-          </w:tcPr>
-          <w:p>
-            <w:r>
-              <w:rPr>
-                <w:b w:val="0"/>
-                <w:i w:val="0"/>
-                <w:sz w:val="17"/>
-              </w:rPr>
-              <w:t>veuillez, s'il vous plait, confirmer les frais de scolarité ( 5000 FCFA) payée de GORA DIAGNE avec le QG ou apporter les corrections nécessaires.</w:t>
-            </w:r>
-          </w:p>
-        </w:tc>
-      </w:tr>
-      <w:tr>
-        <w:tc>
-          <w:tcPr>
-            <w:tcW w:type="dxa" w:w="964"/>
-          </w:tcPr>
-          <w:p>
-            <w:r>
-              <w:rPr>
-                <w:b/>
-                <w:i w:val="0"/>
-                <w:color w:val="EA580C"/>
-                <w:sz w:val="16"/>
-              </w:rPr>
-              <w:t>Moyenne</w:t>
-            </w:r>
-          </w:p>
-        </w:tc>
-        <w:tc>
-          <w:tcPr>
-            <w:tcW w:type="dxa" w:w="1247"/>
-          </w:tcPr>
-          <w:p>
-            <w:r>
-              <w:rPr>
-                <w:b/>
-                <w:i w:val="0"/>
-                <w:sz w:val="16"/>
-              </w:rPr>
-              <w:t>S02</w:t>
-              <w:br/>
-            </w:r>
-            <w:r>
-              <w:rPr>
-                <w:b w:val="0"/>
-                <w:i w:val="0"/>
-                <w:color w:val="64748B"/>
-                <w:sz w:val="14"/>
-              </w:rPr>
-              <w:t>Éducation</w:t>
-            </w:r>
-          </w:p>
-        </w:tc>
-        <w:tc>
-          <w:tcPr>
-            <w:tcW w:type="dxa" w:w="1531"/>
-          </w:tcPr>
-          <w:p>
-            <w:r>
-              <w:rPr>
-                <w:b/>
-                <w:i w:val="0"/>
-                <w:color w:val="16A34A"/>
-                <w:sz w:val="16"/>
-              </w:rPr>
-              <w:t>—</w:t>
-            </w:r>
-          </w:p>
-        </w:tc>
-        <w:tc>
-          <w:tcPr>
-            <w:tcW w:type="dxa" w:w="1191"/>
-          </w:tcPr>
-          <w:p>
-            <w:r>
-              <w:rPr>
-                <w:b w:val="0"/>
-                <w:i w:val="0"/>
-                <w:color w:val="64748B"/>
-                <w:sz w:val="16"/>
-              </w:rPr>
-              <w:t>GT-CQ</w:t>
-            </w:r>
-          </w:p>
-        </w:tc>
-        <w:tc>
-          <w:tcPr>
-            <w:tcW w:type="dxa" w:w="4706"/>
-          </w:tcPr>
-          <w:p>
-            <w:r>
-              <w:rPr>
-                <w:b w:val="0"/>
-                <w:i w:val="0"/>
-                <w:sz w:val="17"/>
-              </w:rPr>
-              <w:t>veuillez, s'il vous plait, confirmer les frais de scolarité ( 2000 FCFA) payée de ABOU DIAGNE avec le QG ou apporter les corrections nécessaires.</w:t>
             </w:r>
           </w:p>
         </w:tc>
